--- a/Docker-And-Docker-Compose-And-Kubernetes-And-DevOps/Kubernetes-My-Notes-01/Kubernetes-Notes-02.docx
+++ b/Docker-And-Docker-Compose-And-Kubernetes-And-DevOps/Kubernetes-My-Notes-01/Kubernetes-Notes-02.docx
@@ -108,6 +108,828 @@
           <w:szCs w:val="28"/>
         </w:rPr>
         <w:tab/>
+        <w:t>==========================================================</w:t>
+      </w:r>
+    </w:p>
+    <w:p>
+      <w:pPr>
+        <w:rPr>
+          <w:rFonts w:ascii="Sakkal Majalla" w:hAnsi="Sakkal Majalla" w:cs="Sakkal Majalla"/>
+          <w:sz w:val="28"/>
+          <w:szCs w:val="28"/>
+        </w:rPr>
+      </w:pPr>
+      <w:r>
+        <w:rPr>
+          <w:noProof/>
+        </w:rPr>
+        <w:drawing>
+          <wp:inline distT="0" distB="0" distL="0" distR="0" wp14:anchorId="7DDD1632" wp14:editId="3E012CDD">
+            <wp:extent cx="5943600" cy="3238500"/>
+            <wp:effectExtent l="0" t="0" r="0" b="0"/>
+            <wp:docPr id="1740209378" name="Picture 1"/>
+            <wp:cNvGraphicFramePr>
+              <a:graphicFrameLocks xmlns:a="http://schemas.openxmlformats.org/drawingml/2006/main" noChangeAspect="1"/>
+            </wp:cNvGraphicFramePr>
+            <a:graphic xmlns:a="http://schemas.openxmlformats.org/drawingml/2006/main">
+              <a:graphicData uri="http://schemas.openxmlformats.org/drawingml/2006/picture">
+                <pic:pic xmlns:pic="http://schemas.openxmlformats.org/drawingml/2006/picture">
+                  <pic:nvPicPr>
+                    <pic:cNvPr id="1740209378" name=""/>
+                    <pic:cNvPicPr/>
+                  </pic:nvPicPr>
+                  <pic:blipFill>
+                    <a:blip r:embed="rId4"/>
+                    <a:stretch>
+                      <a:fillRect/>
+                    </a:stretch>
+                  </pic:blipFill>
+                  <pic:spPr>
+                    <a:xfrm>
+                      <a:off x="0" y="0"/>
+                      <a:ext cx="5943600" cy="3238500"/>
+                    </a:xfrm>
+                    <a:prstGeom prst="rect">
+                      <a:avLst/>
+                    </a:prstGeom>
+                  </pic:spPr>
+                </pic:pic>
+              </a:graphicData>
+            </a:graphic>
+          </wp:inline>
+        </w:drawing>
+      </w:r>
+    </w:p>
+    <w:p>
+      <w:pPr>
+        <w:ind w:left="720" w:firstLine="720"/>
+        <w:rPr>
+          <w:rFonts w:ascii="Sakkal Majalla" w:hAnsi="Sakkal Majalla" w:cs="Sakkal Majalla"/>
+          <w:sz w:val="28"/>
+          <w:szCs w:val="28"/>
+        </w:rPr>
+      </w:pPr>
+      <w:r>
+        <w:rPr>
+          <w:rFonts w:ascii="Sakkal Majalla" w:hAnsi="Sakkal Majalla" w:cs="Sakkal Majalla"/>
+          <w:sz w:val="28"/>
+          <w:szCs w:val="28"/>
+        </w:rPr>
+        <w:t>==========================================================</w:t>
+      </w:r>
+    </w:p>
+    <w:p>
+      <w:pPr>
+        <w:rPr>
+          <w:rFonts w:ascii="Sakkal Majalla" w:hAnsi="Sakkal Majalla" w:cs="Sakkal Majalla"/>
+          <w:sz w:val="28"/>
+          <w:szCs w:val="28"/>
+        </w:rPr>
+      </w:pPr>
+      <w:r>
+        <w:rPr>
+          <w:noProof/>
+        </w:rPr>
+        <w:lastRenderedPageBreak/>
+        <w:drawing>
+          <wp:inline distT="0" distB="0" distL="0" distR="0" wp14:anchorId="0E9E207A" wp14:editId="6350ACBA">
+            <wp:extent cx="2933700" cy="5067300"/>
+            <wp:effectExtent l="0" t="0" r="0" b="0"/>
+            <wp:docPr id="1671635883" name="Picture 1"/>
+            <wp:cNvGraphicFramePr>
+              <a:graphicFrameLocks xmlns:a="http://schemas.openxmlformats.org/drawingml/2006/main" noChangeAspect="1"/>
+            </wp:cNvGraphicFramePr>
+            <a:graphic xmlns:a="http://schemas.openxmlformats.org/drawingml/2006/main">
+              <a:graphicData uri="http://schemas.openxmlformats.org/drawingml/2006/picture">
+                <pic:pic xmlns:pic="http://schemas.openxmlformats.org/drawingml/2006/picture">
+                  <pic:nvPicPr>
+                    <pic:cNvPr id="1671635883" name=""/>
+                    <pic:cNvPicPr/>
+                  </pic:nvPicPr>
+                  <pic:blipFill>
+                    <a:blip r:embed="rId5"/>
+                    <a:stretch>
+                      <a:fillRect/>
+                    </a:stretch>
+                  </pic:blipFill>
+                  <pic:spPr>
+                    <a:xfrm>
+                      <a:off x="0" y="0"/>
+                      <a:ext cx="2933700" cy="5067300"/>
+                    </a:xfrm>
+                    <a:prstGeom prst="rect">
+                      <a:avLst/>
+                    </a:prstGeom>
+                  </pic:spPr>
+                </pic:pic>
+              </a:graphicData>
+            </a:graphic>
+          </wp:inline>
+        </w:drawing>
+      </w:r>
+    </w:p>
+    <w:p>
+      <w:pPr>
+        <w:ind w:left="720" w:firstLine="720"/>
+        <w:rPr>
+          <w:rFonts w:ascii="Sakkal Majalla" w:hAnsi="Sakkal Majalla" w:cs="Sakkal Majalla"/>
+          <w:sz w:val="28"/>
+          <w:szCs w:val="28"/>
+        </w:rPr>
+      </w:pPr>
+      <w:r>
+        <w:rPr>
+          <w:rFonts w:ascii="Sakkal Majalla" w:hAnsi="Sakkal Majalla" w:cs="Sakkal Majalla"/>
+          <w:sz w:val="28"/>
+          <w:szCs w:val="28"/>
+        </w:rPr>
+        <w:t>==========================================================</w:t>
+      </w:r>
+    </w:p>
+    <w:p>
+      <w:pPr>
+        <w:rPr>
+          <w:rFonts w:ascii="Sakkal Majalla" w:hAnsi="Sakkal Majalla" w:cs="Sakkal Majalla"/>
+          <w:sz w:val="28"/>
+          <w:szCs w:val="28"/>
+        </w:rPr>
+      </w:pPr>
+      <w:r>
+        <w:rPr>
+          <w:noProof/>
+        </w:rPr>
+        <w:lastRenderedPageBreak/>
+        <w:drawing>
+          <wp:inline distT="0" distB="0" distL="0" distR="0" wp14:anchorId="6460F63C" wp14:editId="1A3BF579">
+            <wp:extent cx="5943600" cy="4251325"/>
+            <wp:effectExtent l="0" t="0" r="0" b="0"/>
+            <wp:docPr id="455464899" name="Picture 1"/>
+            <wp:cNvGraphicFramePr>
+              <a:graphicFrameLocks xmlns:a="http://schemas.openxmlformats.org/drawingml/2006/main" noChangeAspect="1"/>
+            </wp:cNvGraphicFramePr>
+            <a:graphic xmlns:a="http://schemas.openxmlformats.org/drawingml/2006/main">
+              <a:graphicData uri="http://schemas.openxmlformats.org/drawingml/2006/picture">
+                <pic:pic xmlns:pic="http://schemas.openxmlformats.org/drawingml/2006/picture">
+                  <pic:nvPicPr>
+                    <pic:cNvPr id="455464899" name=""/>
+                    <pic:cNvPicPr/>
+                  </pic:nvPicPr>
+                  <pic:blipFill>
+                    <a:blip r:embed="rId6"/>
+                    <a:stretch>
+                      <a:fillRect/>
+                    </a:stretch>
+                  </pic:blipFill>
+                  <pic:spPr>
+                    <a:xfrm>
+                      <a:off x="0" y="0"/>
+                      <a:ext cx="5943600" cy="4251325"/>
+                    </a:xfrm>
+                    <a:prstGeom prst="rect">
+                      <a:avLst/>
+                    </a:prstGeom>
+                  </pic:spPr>
+                </pic:pic>
+              </a:graphicData>
+            </a:graphic>
+          </wp:inline>
+        </w:drawing>
+      </w:r>
+    </w:p>
+    <w:p>
+      <w:pPr>
+        <w:ind w:left="720" w:firstLine="720"/>
+        <w:rPr>
+          <w:rFonts w:ascii="Sakkal Majalla" w:hAnsi="Sakkal Majalla" w:cs="Sakkal Majalla"/>
+          <w:sz w:val="28"/>
+          <w:szCs w:val="28"/>
+        </w:rPr>
+      </w:pPr>
+      <w:r>
+        <w:rPr>
+          <w:rFonts w:ascii="Sakkal Majalla" w:hAnsi="Sakkal Majalla" w:cs="Sakkal Majalla"/>
+          <w:sz w:val="28"/>
+          <w:szCs w:val="28"/>
+        </w:rPr>
+        <w:t>==========================================================</w:t>
+      </w:r>
+    </w:p>
+    <w:p>
+      <w:pPr>
+        <w:rPr>
+          <w:rFonts w:ascii="Sakkal Majalla" w:hAnsi="Sakkal Majalla" w:cs="Sakkal Majalla"/>
+          <w:sz w:val="28"/>
+          <w:szCs w:val="28"/>
+        </w:rPr>
+      </w:pPr>
+      <w:r>
+        <w:rPr>
+          <w:rFonts w:ascii="Sakkal Majalla" w:hAnsi="Sakkal Majalla" w:cs="Sakkal Majalla"/>
+          <w:sz w:val="28"/>
+          <w:szCs w:val="28"/>
+        </w:rPr>
+        <w:t>C</w:t>
+      </w:r>
+      <w:r>
+        <w:rPr>
+          <w:rFonts w:ascii="Sakkal Majalla" w:hAnsi="Sakkal Majalla" w:cs="Sakkal Majalla"/>
+          <w:sz w:val="28"/>
+          <w:szCs w:val="28"/>
+        </w:rPr>
+        <w:t xml:space="preserve">ontainers </w:t>
+      </w:r>
+      <w:r>
+        <w:rPr>
+          <w:rFonts w:ascii="Sakkal Majalla" w:hAnsi="Sakkal Majalla" w:cs="Sakkal Majalla"/>
+          <w:b/>
+          <w:bCs/>
+          <w:color w:val="C00000"/>
+          <w:sz w:val="28"/>
+          <w:szCs w:val="28"/>
+        </w:rPr>
+        <w:t>share memory space</w:t>
+      </w:r>
+      <w:r>
+        <w:rPr>
+          <w:rFonts w:ascii="Sakkal Majalla" w:hAnsi="Sakkal Majalla" w:cs="Sakkal Majalla"/>
+          <w:sz w:val="28"/>
+          <w:szCs w:val="28"/>
+        </w:rPr>
+        <w:t xml:space="preserve">, whereas each VM </w:t>
+      </w:r>
+      <w:r>
+        <w:rPr>
+          <w:rFonts w:ascii="Sakkal Majalla" w:hAnsi="Sakkal Majalla" w:cs="Sakkal Majalla"/>
+          <w:b/>
+          <w:bCs/>
+          <w:color w:val="538135" w:themeColor="accent6" w:themeShade="BF"/>
+          <w:sz w:val="28"/>
+          <w:szCs w:val="28"/>
+        </w:rPr>
+        <w:t>uses its own chunk of memory</w:t>
+      </w:r>
+      <w:r>
+        <w:rPr>
+          <w:rFonts w:ascii="Sakkal Majalla" w:hAnsi="Sakkal Majalla" w:cs="Sakkal Majalla"/>
+          <w:sz w:val="28"/>
+          <w:szCs w:val="28"/>
+        </w:rPr>
+        <w:t xml:space="preserve">. Therefore, if you don’t limit the amount of memory that a container can use, this could cause other containers to run </w:t>
+      </w:r>
+      <w:r>
+        <w:rPr>
+          <w:rFonts w:ascii="Sakkal Majalla" w:hAnsi="Sakkal Majalla" w:cs="Sakkal Majalla"/>
+          <w:b/>
+          <w:bCs/>
+          <w:color w:val="2E74B5" w:themeColor="accent5" w:themeShade="BF"/>
+          <w:sz w:val="28"/>
+          <w:szCs w:val="28"/>
+        </w:rPr>
+        <w:t>out of memory</w:t>
+      </w:r>
+      <w:r>
+        <w:rPr>
+          <w:rFonts w:ascii="Sakkal Majalla" w:hAnsi="Sakkal Majalla" w:cs="Sakkal Majalla"/>
+          <w:color w:val="2E74B5" w:themeColor="accent5" w:themeShade="BF"/>
+          <w:sz w:val="28"/>
+          <w:szCs w:val="28"/>
+        </w:rPr>
+        <w:t xml:space="preserve"> </w:t>
+      </w:r>
+      <w:r>
+        <w:rPr>
+          <w:rFonts w:ascii="Sakkal Majalla" w:hAnsi="Sakkal Majalla" w:cs="Sakkal Majalla"/>
+          <w:sz w:val="28"/>
+          <w:szCs w:val="28"/>
+        </w:rPr>
+        <w:t xml:space="preserve">or cause their data to be </w:t>
+      </w:r>
+      <w:r>
+        <w:rPr>
+          <w:rFonts w:ascii="Sakkal Majalla" w:hAnsi="Sakkal Majalla" w:cs="Sakkal Majalla"/>
+          <w:b/>
+          <w:bCs/>
+          <w:color w:val="2E74B5" w:themeColor="accent5" w:themeShade="BF"/>
+          <w:sz w:val="28"/>
+          <w:szCs w:val="28"/>
+        </w:rPr>
+        <w:t>swapped out to disk</w:t>
+      </w:r>
+      <w:r>
+        <w:rPr>
+          <w:rFonts w:ascii="Sakkal Majalla" w:hAnsi="Sakkal Majalla" w:cs="Sakkal Majalla"/>
+          <w:sz w:val="28"/>
+          <w:szCs w:val="28"/>
+        </w:rPr>
+        <w:t>.</w:t>
+      </w:r>
+    </w:p>
+    <w:p>
+      <w:pPr>
+        <w:ind w:left="720" w:firstLine="720"/>
+        <w:rPr>
+          <w:rFonts w:ascii="Sakkal Majalla" w:hAnsi="Sakkal Majalla" w:cs="Sakkal Majalla"/>
+          <w:sz w:val="28"/>
+          <w:szCs w:val="28"/>
+        </w:rPr>
+      </w:pPr>
+      <w:r>
+        <w:rPr>
+          <w:rFonts w:ascii="Sakkal Majalla" w:hAnsi="Sakkal Majalla" w:cs="Sakkal Majalla"/>
+          <w:sz w:val="28"/>
+          <w:szCs w:val="28"/>
+        </w:rPr>
+        <w:t>==========================================================</w:t>
+      </w:r>
+    </w:p>
+    <w:p>
+      <w:pPr>
+        <w:rPr>
+          <w:rFonts w:ascii="Sakkal Majalla" w:hAnsi="Sakkal Majalla" w:cs="Sakkal Majalla"/>
+          <w:sz w:val="28"/>
+          <w:szCs w:val="28"/>
+        </w:rPr>
+      </w:pPr>
+      <w:r>
+        <w:rPr>
+          <w:noProof/>
+        </w:rPr>
+        <w:lastRenderedPageBreak/>
+        <w:drawing>
+          <wp:inline distT="0" distB="0" distL="0" distR="0" wp14:anchorId="7EF07BC8" wp14:editId="0BEB4E97">
+            <wp:extent cx="5943600" cy="4505960"/>
+            <wp:effectExtent l="0" t="0" r="0" b="8890"/>
+            <wp:docPr id="1890676299" name="Picture 1"/>
+            <wp:cNvGraphicFramePr>
+              <a:graphicFrameLocks xmlns:a="http://schemas.openxmlformats.org/drawingml/2006/main" noChangeAspect="1"/>
+            </wp:cNvGraphicFramePr>
+            <a:graphic xmlns:a="http://schemas.openxmlformats.org/drawingml/2006/main">
+              <a:graphicData uri="http://schemas.openxmlformats.org/drawingml/2006/picture">
+                <pic:pic xmlns:pic="http://schemas.openxmlformats.org/drawingml/2006/picture">
+                  <pic:nvPicPr>
+                    <pic:cNvPr id="1890676299" name=""/>
+                    <pic:cNvPicPr/>
+                  </pic:nvPicPr>
+                  <pic:blipFill>
+                    <a:blip r:embed="rId7"/>
+                    <a:stretch>
+                      <a:fillRect/>
+                    </a:stretch>
+                  </pic:blipFill>
+                  <pic:spPr>
+                    <a:xfrm>
+                      <a:off x="0" y="0"/>
+                      <a:ext cx="5943600" cy="4505960"/>
+                    </a:xfrm>
+                    <a:prstGeom prst="rect">
+                      <a:avLst/>
+                    </a:prstGeom>
+                  </pic:spPr>
+                </pic:pic>
+              </a:graphicData>
+            </a:graphic>
+          </wp:inline>
+        </w:drawing>
+      </w:r>
+    </w:p>
+    <w:p>
+      <w:pPr>
+        <w:ind w:left="720" w:firstLine="720"/>
+        <w:rPr>
+          <w:rFonts w:ascii="Sakkal Majalla" w:hAnsi="Sakkal Majalla" w:cs="Sakkal Majalla"/>
+          <w:sz w:val="28"/>
+          <w:szCs w:val="28"/>
+        </w:rPr>
+      </w:pPr>
+      <w:r>
+        <w:rPr>
+          <w:rFonts w:ascii="Sakkal Majalla" w:hAnsi="Sakkal Majalla" w:cs="Sakkal Majalla"/>
+          <w:sz w:val="28"/>
+          <w:szCs w:val="28"/>
+        </w:rPr>
+        <w:t>==========================================================</w:t>
+      </w:r>
+    </w:p>
+    <w:p>
+      <w:pPr>
+        <w:rPr>
+          <w:rFonts w:ascii="Sakkal Majalla" w:hAnsi="Sakkal Majalla" w:cs="Sakkal Majalla"/>
+          <w:sz w:val="28"/>
+          <w:szCs w:val="28"/>
+        </w:rPr>
+      </w:pPr>
+      <w:r>
+        <w:rPr>
+          <w:rFonts w:ascii="Sakkal Majalla" w:hAnsi="Sakkal Majalla" w:cs="Sakkal Majalla"/>
+          <w:sz w:val="28"/>
+          <w:szCs w:val="28"/>
+        </w:rPr>
+        <w:t xml:space="preserve">The filesystems are isolated by the </w:t>
+      </w:r>
+      <w:r>
+        <w:rPr>
+          <w:rFonts w:ascii="Sakkal Majalla" w:hAnsi="Sakkal Majalla" w:cs="Sakkal Majalla"/>
+          <w:b/>
+          <w:bCs/>
+          <w:color w:val="C00000"/>
+          <w:sz w:val="28"/>
+          <w:szCs w:val="28"/>
+        </w:rPr>
+        <w:t>Copy-on-Write</w:t>
+      </w:r>
+      <w:r>
+        <w:rPr>
+          <w:rFonts w:ascii="Sakkal Majalla" w:hAnsi="Sakkal Majalla" w:cs="Sakkal Majalla"/>
+          <w:color w:val="C00000"/>
+          <w:sz w:val="28"/>
+          <w:szCs w:val="28"/>
+        </w:rPr>
+        <w:t xml:space="preserve"> </w:t>
+      </w:r>
+      <w:r>
+        <w:rPr>
+          <w:rFonts w:ascii="Sakkal Majalla" w:hAnsi="Sakkal Majalla" w:cs="Sakkal Majalla"/>
+          <w:sz w:val="28"/>
+          <w:szCs w:val="28"/>
+        </w:rPr>
+        <w:t>(</w:t>
+      </w:r>
+      <w:r>
+        <w:rPr>
+          <w:rFonts w:ascii="Sakkal Majalla" w:hAnsi="Sakkal Majalla" w:cs="Sakkal Majalla"/>
+          <w:b/>
+          <w:bCs/>
+          <w:color w:val="C00000"/>
+          <w:sz w:val="28"/>
+          <w:szCs w:val="28"/>
+        </w:rPr>
+        <w:t>CoW</w:t>
+      </w:r>
+      <w:r>
+        <w:rPr>
+          <w:rFonts w:ascii="Sakkal Majalla" w:hAnsi="Sakkal Majalla" w:cs="Sakkal Majalla"/>
+          <w:sz w:val="28"/>
+          <w:szCs w:val="28"/>
+        </w:rPr>
+        <w:t xml:space="preserve">) mechanism. The filesystem of a container consists of </w:t>
+      </w:r>
+      <w:r>
+        <w:rPr>
+          <w:rFonts w:ascii="Sakkal Majalla" w:hAnsi="Sakkal Majalla" w:cs="Sakkal Majalla"/>
+          <w:b/>
+          <w:bCs/>
+          <w:color w:val="EE0000"/>
+          <w:sz w:val="28"/>
+          <w:szCs w:val="28"/>
+        </w:rPr>
+        <w:t>read-only layers</w:t>
+      </w:r>
+      <w:r>
+        <w:rPr>
+          <w:rFonts w:ascii="Sakkal Majalla" w:hAnsi="Sakkal Majalla" w:cs="Sakkal Majalla"/>
+          <w:color w:val="EE0000"/>
+          <w:sz w:val="28"/>
+          <w:szCs w:val="28"/>
+        </w:rPr>
+        <w:t xml:space="preserve"> </w:t>
+      </w:r>
+      <w:r>
+        <w:rPr>
+          <w:rFonts w:ascii="Sakkal Majalla" w:hAnsi="Sakkal Majalla" w:cs="Sakkal Majalla"/>
+          <w:sz w:val="28"/>
+          <w:szCs w:val="28"/>
+        </w:rPr>
+        <w:t xml:space="preserve">from the container image and an additional </w:t>
+      </w:r>
+      <w:r>
+        <w:rPr>
+          <w:rFonts w:ascii="Sakkal Majalla" w:hAnsi="Sakkal Majalla" w:cs="Sakkal Majalla"/>
+          <w:b/>
+          <w:bCs/>
+          <w:color w:val="EE0000"/>
+          <w:sz w:val="28"/>
+          <w:szCs w:val="28"/>
+        </w:rPr>
+        <w:t>read/write layer</w:t>
+      </w:r>
+      <w:r>
+        <w:rPr>
+          <w:rFonts w:ascii="Sakkal Majalla" w:hAnsi="Sakkal Majalla" w:cs="Sakkal Majalla"/>
+          <w:color w:val="EE0000"/>
+          <w:sz w:val="28"/>
+          <w:szCs w:val="28"/>
+        </w:rPr>
+        <w:t xml:space="preserve"> </w:t>
+      </w:r>
+      <w:r>
+        <w:rPr>
+          <w:rFonts w:ascii="Sakkal Majalla" w:hAnsi="Sakkal Majalla" w:cs="Sakkal Majalla"/>
+          <w:sz w:val="28"/>
+          <w:szCs w:val="28"/>
+        </w:rPr>
+        <w:t xml:space="preserve">stacked on top. When an application running in container A changes a file in one of the </w:t>
+      </w:r>
+      <w:r>
+        <w:rPr>
+          <w:rFonts w:ascii="Sakkal Majalla" w:hAnsi="Sakkal Majalla" w:cs="Sakkal Majalla"/>
+          <w:b/>
+          <w:bCs/>
+          <w:color w:val="EE0000"/>
+          <w:sz w:val="28"/>
+          <w:szCs w:val="28"/>
+        </w:rPr>
+        <w:t>read-only layers</w:t>
+      </w:r>
+      <w:r>
+        <w:rPr>
+          <w:rFonts w:ascii="Sakkal Majalla" w:hAnsi="Sakkal Majalla" w:cs="Sakkal Majalla"/>
+          <w:sz w:val="28"/>
+          <w:szCs w:val="28"/>
+        </w:rPr>
+        <w:t xml:space="preserve">, the entire file is copied into the container’s </w:t>
+      </w:r>
+      <w:r>
+        <w:rPr>
+          <w:rFonts w:ascii="Sakkal Majalla" w:hAnsi="Sakkal Majalla" w:cs="Sakkal Majalla"/>
+          <w:b/>
+          <w:bCs/>
+          <w:color w:val="EE0000"/>
+          <w:sz w:val="28"/>
+          <w:szCs w:val="28"/>
+        </w:rPr>
+        <w:t>read/write layer</w:t>
+      </w:r>
+      <w:r>
+        <w:rPr>
+          <w:rFonts w:ascii="Sakkal Majalla" w:hAnsi="Sakkal Majalla" w:cs="Sakkal Majalla"/>
+          <w:color w:val="EE0000"/>
+          <w:sz w:val="28"/>
+          <w:szCs w:val="28"/>
+        </w:rPr>
+        <w:t xml:space="preserve"> </w:t>
+      </w:r>
+      <w:r>
+        <w:rPr>
+          <w:rFonts w:ascii="Sakkal Majalla" w:hAnsi="Sakkal Majalla" w:cs="Sakkal Majalla"/>
+          <w:sz w:val="28"/>
+          <w:szCs w:val="28"/>
+        </w:rPr>
+        <w:t xml:space="preserve">and the file contents are changed there. Since each container </w:t>
+      </w:r>
+      <w:r>
+        <w:rPr>
+          <w:rFonts w:ascii="Sakkal Majalla" w:hAnsi="Sakkal Majalla" w:cs="Sakkal Majalla"/>
+          <w:b/>
+          <w:bCs/>
+          <w:color w:val="EE0000"/>
+          <w:sz w:val="28"/>
+          <w:szCs w:val="28"/>
+        </w:rPr>
+        <w:t>has its own</w:t>
+      </w:r>
+      <w:r>
+        <w:rPr>
+          <w:rFonts w:ascii="Sakkal Majalla" w:hAnsi="Sakkal Majalla" w:cs="Sakkal Majalla"/>
+          <w:color w:val="EE0000"/>
+          <w:sz w:val="28"/>
+          <w:szCs w:val="28"/>
+        </w:rPr>
+        <w:t xml:space="preserve"> </w:t>
+      </w:r>
+      <w:r>
+        <w:rPr>
+          <w:rFonts w:ascii="Sakkal Majalla" w:hAnsi="Sakkal Majalla" w:cs="Sakkal Majalla"/>
+          <w:b/>
+          <w:bCs/>
+          <w:color w:val="EE0000"/>
+          <w:sz w:val="28"/>
+          <w:szCs w:val="28"/>
+        </w:rPr>
+        <w:t>writable layer</w:t>
+      </w:r>
+      <w:r>
+        <w:rPr>
+          <w:rFonts w:ascii="Sakkal Majalla" w:hAnsi="Sakkal Majalla" w:cs="Sakkal Majalla"/>
+          <w:sz w:val="28"/>
+          <w:szCs w:val="28"/>
+        </w:rPr>
+        <w:t>, changes to shared files are not visible in any other container.</w:t>
+      </w:r>
+    </w:p>
+    <w:p>
+      <w:pPr>
+        <w:ind w:left="720" w:firstLine="720"/>
+        <w:rPr>
+          <w:rFonts w:ascii="Sakkal Majalla" w:hAnsi="Sakkal Majalla" w:cs="Sakkal Majalla"/>
+          <w:sz w:val="28"/>
+          <w:szCs w:val="28"/>
+        </w:rPr>
+      </w:pPr>
+      <w:r>
+        <w:rPr>
+          <w:rFonts w:ascii="Sakkal Majalla" w:hAnsi="Sakkal Majalla" w:cs="Sakkal Majalla"/>
+          <w:sz w:val="28"/>
+          <w:szCs w:val="28"/>
+        </w:rPr>
+        <w:t>==========================================================</w:t>
+      </w:r>
+    </w:p>
+    <w:p>
+      <w:pPr>
+        <w:rPr>
+          <w:rFonts w:ascii="Sakkal Majalla" w:hAnsi="Sakkal Majalla" w:cs="Sakkal Majalla"/>
+          <w:sz w:val="28"/>
+          <w:szCs w:val="28"/>
+        </w:rPr>
+      </w:pPr>
+      <w:r>
+        <w:rPr>
+          <w:rFonts w:ascii="Sakkal Majalla" w:hAnsi="Sakkal Majalla" w:cs="Sakkal Majalla"/>
+          <w:sz w:val="28"/>
+          <w:szCs w:val="28"/>
+        </w:rPr>
+        <w:t xml:space="preserve">When you delete a file, it is only marked as deleted in the read/write layer, but it’s still present in one or more of the layers below. </w:t>
+      </w:r>
+      <w:r>
+        <w:rPr>
+          <w:rFonts w:ascii="Sakkal Majalla" w:hAnsi="Sakkal Majalla" w:cs="Sakkal Majalla"/>
+          <w:b/>
+          <w:bCs/>
+          <w:color w:val="538135" w:themeColor="accent6" w:themeShade="BF"/>
+          <w:sz w:val="28"/>
+          <w:szCs w:val="28"/>
+        </w:rPr>
+        <w:t>What follows is that deleting files never reduces the size of the image</w:t>
+      </w:r>
+      <w:r>
+        <w:rPr>
+          <w:rFonts w:ascii="Sakkal Majalla" w:hAnsi="Sakkal Majalla" w:cs="Sakkal Majalla"/>
+          <w:sz w:val="28"/>
+          <w:szCs w:val="28"/>
+        </w:rPr>
+        <w:t>.</w:t>
+      </w:r>
+    </w:p>
+    <w:p>
+      <w:pPr>
+        <w:ind w:left="720" w:firstLine="720"/>
+        <w:rPr>
+          <w:rFonts w:ascii="Sakkal Majalla" w:hAnsi="Sakkal Majalla" w:cs="Sakkal Majalla"/>
+          <w:sz w:val="28"/>
+          <w:szCs w:val="28"/>
+        </w:rPr>
+      </w:pPr>
+      <w:r>
+        <w:rPr>
+          <w:rFonts w:ascii="Sakkal Majalla" w:hAnsi="Sakkal Majalla" w:cs="Sakkal Majalla"/>
+          <w:sz w:val="28"/>
+          <w:szCs w:val="28"/>
+        </w:rPr>
+        <w:t>==========================================================</w:t>
+      </w:r>
+    </w:p>
+    <w:p>
+      <w:pPr>
+        <w:rPr>
+          <w:rFonts w:ascii="Sakkal Majalla" w:hAnsi="Sakkal Majalla" w:cs="Sakkal Majalla"/>
+          <w:b/>
+          <w:bCs/>
+          <w:color w:val="C00000"/>
+          <w:sz w:val="28"/>
+          <w:szCs w:val="28"/>
+        </w:rPr>
+      </w:pPr>
+      <w:r>
+        <w:rPr>
+          <w:rFonts w:ascii="Sakkal Majalla" w:hAnsi="Sakkal Majalla" w:cs="Sakkal Majalla"/>
+          <w:b/>
+          <w:bCs/>
+          <w:color w:val="C00000"/>
+          <w:sz w:val="28"/>
+          <w:szCs w:val="28"/>
+        </w:rPr>
+        <w:lastRenderedPageBreak/>
+        <w:t xml:space="preserve">WARNING </w:t>
+      </w:r>
+    </w:p>
+    <w:p>
+      <w:pPr>
+        <w:rPr>
+          <w:rFonts w:ascii="Sakkal Majalla" w:hAnsi="Sakkal Majalla" w:cs="Sakkal Majalla"/>
+          <w:sz w:val="28"/>
+          <w:szCs w:val="28"/>
+        </w:rPr>
+      </w:pPr>
+      <w:r>
+        <w:rPr>
+          <w:rFonts w:ascii="Sakkal Majalla" w:hAnsi="Sakkal Majalla" w:cs="Sakkal Majalla"/>
+          <w:sz w:val="28"/>
+          <w:szCs w:val="28"/>
+        </w:rPr>
+        <w:t xml:space="preserve">Even seemingly harmless operations such as changing permissions or ownership of a file result in a new copy of the entire file being created in the read/write layer. If you perform this type of operation on a large file or many files, </w:t>
+      </w:r>
+      <w:r>
+        <w:rPr>
+          <w:rFonts w:ascii="Sakkal Majalla" w:hAnsi="Sakkal Majalla" w:cs="Sakkal Majalla"/>
+          <w:b/>
+          <w:bCs/>
+          <w:color w:val="0070C0"/>
+          <w:sz w:val="28"/>
+          <w:szCs w:val="28"/>
+        </w:rPr>
+        <w:t>the image size may swell significantly</w:t>
+      </w:r>
+      <w:r>
+        <w:rPr>
+          <w:rFonts w:ascii="Sakkal Majalla" w:hAnsi="Sakkal Majalla" w:cs="Sakkal Majalla"/>
+          <w:sz w:val="28"/>
+          <w:szCs w:val="28"/>
+        </w:rPr>
+        <w:t>.</w:t>
+      </w:r>
+    </w:p>
+    <w:p>
+      <w:pPr>
+        <w:ind w:left="720" w:firstLine="720"/>
+        <w:rPr>
+          <w:rFonts w:ascii="Sakkal Majalla" w:hAnsi="Sakkal Majalla" w:cs="Sakkal Majalla"/>
+          <w:sz w:val="28"/>
+          <w:szCs w:val="28"/>
+        </w:rPr>
+      </w:pPr>
+      <w:r>
+        <w:rPr>
+          <w:rFonts w:ascii="Sakkal Majalla" w:hAnsi="Sakkal Majalla" w:cs="Sakkal Majalla"/>
+          <w:sz w:val="28"/>
+          <w:szCs w:val="28"/>
+        </w:rPr>
+        <w:t>==========================================================</w:t>
+      </w:r>
+    </w:p>
+    <w:p>
+      <w:pPr>
+        <w:rPr>
+          <w:rFonts w:ascii="Sakkal Majalla" w:hAnsi="Sakkal Majalla" w:cs="Sakkal Majalla"/>
+          <w:sz w:val="28"/>
+          <w:szCs w:val="28"/>
+        </w:rPr>
+      </w:pPr>
+      <w:r>
+        <w:rPr>
+          <w:noProof/>
+        </w:rPr>
+        <w:drawing>
+          <wp:inline distT="0" distB="0" distL="0" distR="0" wp14:anchorId="3785DBD9" wp14:editId="5B6451A8">
+            <wp:extent cx="5943600" cy="2560320"/>
+            <wp:effectExtent l="0" t="0" r="0" b="0"/>
+            <wp:docPr id="1061390425" name="Picture 1"/>
+            <wp:cNvGraphicFramePr>
+              <a:graphicFrameLocks xmlns:a="http://schemas.openxmlformats.org/drawingml/2006/main" noChangeAspect="1"/>
+            </wp:cNvGraphicFramePr>
+            <a:graphic xmlns:a="http://schemas.openxmlformats.org/drawingml/2006/main">
+              <a:graphicData uri="http://schemas.openxmlformats.org/drawingml/2006/picture">
+                <pic:pic xmlns:pic="http://schemas.openxmlformats.org/drawingml/2006/picture">
+                  <pic:nvPicPr>
+                    <pic:cNvPr id="1061390425" name=""/>
+                    <pic:cNvPicPr/>
+                  </pic:nvPicPr>
+                  <pic:blipFill>
+                    <a:blip r:embed="rId8"/>
+                    <a:stretch>
+                      <a:fillRect/>
+                    </a:stretch>
+                  </pic:blipFill>
+                  <pic:spPr>
+                    <a:xfrm>
+                      <a:off x="0" y="0"/>
+                      <a:ext cx="5943600" cy="2560320"/>
+                    </a:xfrm>
+                    <a:prstGeom prst="rect">
+                      <a:avLst/>
+                    </a:prstGeom>
+                  </pic:spPr>
+                </pic:pic>
+              </a:graphicData>
+            </a:graphic>
+          </wp:inline>
+        </w:drawing>
+      </w:r>
+    </w:p>
+    <w:p>
+      <w:pPr>
+        <w:ind w:left="720" w:firstLine="720"/>
+        <w:rPr>
+          <w:rFonts w:ascii="Sakkal Majalla" w:hAnsi="Sakkal Majalla" w:cs="Sakkal Majalla"/>
+          <w:sz w:val="28"/>
+          <w:szCs w:val="28"/>
+        </w:rPr>
+      </w:pPr>
+      <w:r>
+        <w:rPr>
+          <w:rFonts w:ascii="Sakkal Majalla" w:hAnsi="Sakkal Majalla" w:cs="Sakkal Majalla"/>
+          <w:sz w:val="28"/>
+          <w:szCs w:val="28"/>
+        </w:rPr>
         <w:t>==========================================================</w:t>
       </w:r>
     </w:p>
@@ -530,6 +1352,7 @@
   <w:style w:type="paragraph" w:default="1" w:styleId="Normal">
     <w:name w:val="Normal"/>
     <w:qFormat/>
+    <w:rsid w:val="00DE5BFD"/>
   </w:style>
   <w:style w:type="paragraph" w:styleId="Heading1">
     <w:name w:val="heading 1"/>

--- a/Docker-And-Docker-Compose-And-Kubernetes-And-DevOps/Kubernetes-My-Notes-01/Kubernetes-Notes-02.docx
+++ b/Docker-And-Docker-Compose-And-Kubernetes-And-DevOps/Kubernetes-My-Notes-01/Kubernetes-Notes-02.docx
@@ -662,6 +662,17 @@
       <w:r>
         <w:rPr>
           <w:rFonts w:ascii="Sakkal Majalla" w:hAnsi="Sakkal Majalla" w:cs="Sakkal Majalla"/>
+          <w:b/>
+          <w:bCs/>
+          <w:color w:val="EE0000"/>
+          <w:sz w:val="28"/>
+          <w:szCs w:val="28"/>
+        </w:rPr>
+        <w:t>,</w:t>
+      </w:r>
+      <w:r>
+        <w:rPr>
+          <w:rFonts w:ascii="Sakkal Majalla" w:hAnsi="Sakkal Majalla" w:cs="Sakkal Majalla"/>
           <w:color w:val="EE0000"/>
           <w:sz w:val="28"/>
           <w:szCs w:val="28"/>
@@ -826,7 +837,39 @@
           <w:sz w:val="28"/>
           <w:szCs w:val="28"/>
         </w:rPr>
-        <w:t xml:space="preserve">Even seemingly harmless operations such as changing permissions or ownership of a file result in a new copy of the entire file being created in the read/write layer. If you perform this type of operation on a large file or many files, </w:t>
+        <w:t>Even seemingly harmless operations</w:t>
+      </w:r>
+      <w:r>
+        <w:rPr>
+          <w:rFonts w:ascii="Sakkal Majalla" w:hAnsi="Sakkal Majalla" w:cs="Sakkal Majalla"/>
+          <w:sz w:val="28"/>
+          <w:szCs w:val="28"/>
+        </w:rPr>
+        <w:t>,</w:t>
+      </w:r>
+      <w:r>
+        <w:rPr>
+          <w:rFonts w:ascii="Sakkal Majalla" w:hAnsi="Sakkal Majalla" w:cs="Sakkal Majalla"/>
+          <w:sz w:val="28"/>
+          <w:szCs w:val="28"/>
+        </w:rPr>
+        <w:t xml:space="preserve"> such as changing permissions or ownership of a file</w:t>
+      </w:r>
+      <w:r>
+        <w:rPr>
+          <w:rFonts w:ascii="Sakkal Majalla" w:hAnsi="Sakkal Majalla" w:cs="Sakkal Majalla"/>
+          <w:sz w:val="28"/>
+          <w:szCs w:val="28"/>
+        </w:rPr>
+        <w:t>,</w:t>
+      </w:r>
+      <w:r>
+        <w:rPr>
+          <w:rFonts w:ascii="Sakkal Majalla" w:hAnsi="Sakkal Majalla" w:cs="Sakkal Majalla"/>
+          <w:sz w:val="28"/>
+          <w:szCs w:val="28"/>
+        </w:rPr>
+        <w:t xml:space="preserve"> result in a new copy of the entire file being created in the read/write layer. If you perform this type of operation on a large file or many files, </w:t>
       </w:r>
       <w:r>
         <w:rPr>
@@ -903,6 +946,474 @@
                     <a:xfrm>
                       <a:off x="0" y="0"/>
                       <a:ext cx="5943600" cy="2560320"/>
+                    </a:xfrm>
+                    <a:prstGeom prst="rect">
+                      <a:avLst/>
+                    </a:prstGeom>
+                  </pic:spPr>
+                </pic:pic>
+              </a:graphicData>
+            </a:graphic>
+          </wp:inline>
+        </w:drawing>
+      </w:r>
+    </w:p>
+    <w:p>
+      <w:pPr>
+        <w:ind w:left="720" w:firstLine="720"/>
+        <w:rPr>
+          <w:rFonts w:ascii="Sakkal Majalla" w:hAnsi="Sakkal Majalla" w:cs="Sakkal Majalla"/>
+          <w:sz w:val="28"/>
+          <w:szCs w:val="28"/>
+        </w:rPr>
+      </w:pPr>
+      <w:r>
+        <w:rPr>
+          <w:rFonts w:ascii="Sakkal Majalla" w:hAnsi="Sakkal Majalla" w:cs="Sakkal Majalla"/>
+          <w:sz w:val="28"/>
+          <w:szCs w:val="28"/>
+        </w:rPr>
+        <w:t>==========================================================</w:t>
+      </w:r>
+    </w:p>
+    <w:p>
+      <w:pPr>
+        <w:rPr>
+          <w:rFonts w:ascii="Sakkal Majalla" w:hAnsi="Sakkal Majalla" w:cs="Sakkal Majalla"/>
+          <w:sz w:val="28"/>
+          <w:szCs w:val="28"/>
+        </w:rPr>
+      </w:pPr>
+      <w:r>
+        <w:rPr>
+          <w:noProof/>
+        </w:rPr>
+        <w:drawing>
+          <wp:inline distT="0" distB="0" distL="0" distR="0" wp14:anchorId="1A6538F7" wp14:editId="49D69A30">
+            <wp:extent cx="5943600" cy="2303145"/>
+            <wp:effectExtent l="0" t="0" r="0" b="1905"/>
+            <wp:docPr id="1786461722" name="Picture 1"/>
+            <wp:cNvGraphicFramePr>
+              <a:graphicFrameLocks xmlns:a="http://schemas.openxmlformats.org/drawingml/2006/main" noChangeAspect="1"/>
+            </wp:cNvGraphicFramePr>
+            <a:graphic xmlns:a="http://schemas.openxmlformats.org/drawingml/2006/main">
+              <a:graphicData uri="http://schemas.openxmlformats.org/drawingml/2006/picture">
+                <pic:pic xmlns:pic="http://schemas.openxmlformats.org/drawingml/2006/picture">
+                  <pic:nvPicPr>
+                    <pic:cNvPr id="1786461722" name=""/>
+                    <pic:cNvPicPr/>
+                  </pic:nvPicPr>
+                  <pic:blipFill>
+                    <a:blip r:embed="rId9"/>
+                    <a:stretch>
+                      <a:fillRect/>
+                    </a:stretch>
+                  </pic:blipFill>
+                  <pic:spPr>
+                    <a:xfrm>
+                      <a:off x="0" y="0"/>
+                      <a:ext cx="5943600" cy="2303145"/>
+                    </a:xfrm>
+                    <a:prstGeom prst="rect">
+                      <a:avLst/>
+                    </a:prstGeom>
+                  </pic:spPr>
+                </pic:pic>
+              </a:graphicData>
+            </a:graphic>
+          </wp:inline>
+        </w:drawing>
+      </w:r>
+    </w:p>
+    <w:p>
+      <w:pPr>
+        <w:ind w:left="720" w:firstLine="720"/>
+        <w:rPr>
+          <w:rFonts w:ascii="Sakkal Majalla" w:hAnsi="Sakkal Majalla" w:cs="Sakkal Majalla"/>
+          <w:sz w:val="28"/>
+          <w:szCs w:val="28"/>
+        </w:rPr>
+      </w:pPr>
+      <w:r>
+        <w:rPr>
+          <w:rFonts w:ascii="Sakkal Majalla" w:hAnsi="Sakkal Majalla" w:cs="Sakkal Majalla"/>
+          <w:sz w:val="28"/>
+          <w:szCs w:val="28"/>
+        </w:rPr>
+        <w:t>==========================================================</w:t>
+      </w:r>
+    </w:p>
+    <w:p>
+      <w:pPr>
+        <w:rPr>
+          <w:rFonts w:ascii="Sakkal Majalla" w:hAnsi="Sakkal Majalla" w:cs="Sakkal Majalla"/>
+          <w:sz w:val="28"/>
+          <w:szCs w:val="28"/>
+        </w:rPr>
+      </w:pPr>
+      <w:r>
+        <w:rPr>
+          <w:noProof/>
+        </w:rPr>
+        <w:lastRenderedPageBreak/>
+        <w:drawing>
+          <wp:inline distT="0" distB="0" distL="0" distR="0" wp14:anchorId="73095373" wp14:editId="734E0BDC">
+            <wp:extent cx="6731000" cy="2705100"/>
+            <wp:effectExtent l="0" t="0" r="0" b="0"/>
+            <wp:docPr id="1338269798" name="Picture 1"/>
+            <wp:cNvGraphicFramePr>
+              <a:graphicFrameLocks xmlns:a="http://schemas.openxmlformats.org/drawingml/2006/main" noChangeAspect="1"/>
+            </wp:cNvGraphicFramePr>
+            <a:graphic xmlns:a="http://schemas.openxmlformats.org/drawingml/2006/main">
+              <a:graphicData uri="http://schemas.openxmlformats.org/drawingml/2006/picture">
+                <pic:pic xmlns:pic="http://schemas.openxmlformats.org/drawingml/2006/picture">
+                  <pic:nvPicPr>
+                    <pic:cNvPr id="1338269798" name=""/>
+                    <pic:cNvPicPr/>
+                  </pic:nvPicPr>
+                  <pic:blipFill>
+                    <a:blip r:embed="rId10"/>
+                    <a:stretch>
+                      <a:fillRect/>
+                    </a:stretch>
+                  </pic:blipFill>
+                  <pic:spPr>
+                    <a:xfrm>
+                      <a:off x="0" y="0"/>
+                      <a:ext cx="6735753" cy="2707010"/>
+                    </a:xfrm>
+                    <a:prstGeom prst="rect">
+                      <a:avLst/>
+                    </a:prstGeom>
+                  </pic:spPr>
+                </pic:pic>
+              </a:graphicData>
+            </a:graphic>
+          </wp:inline>
+        </w:drawing>
+      </w:r>
+    </w:p>
+    <w:p>
+      <w:pPr>
+        <w:ind w:left="720" w:firstLine="720"/>
+        <w:rPr>
+          <w:rFonts w:ascii="Sakkal Majalla" w:hAnsi="Sakkal Majalla" w:cs="Sakkal Majalla"/>
+          <w:sz w:val="28"/>
+          <w:szCs w:val="28"/>
+        </w:rPr>
+      </w:pPr>
+      <w:r>
+        <w:rPr>
+          <w:rFonts w:ascii="Sakkal Majalla" w:hAnsi="Sakkal Majalla" w:cs="Sakkal Majalla"/>
+          <w:sz w:val="28"/>
+          <w:szCs w:val="28"/>
+        </w:rPr>
+        <w:t>==========================================================</w:t>
+      </w:r>
+    </w:p>
+    <w:p>
+      <w:pPr>
+        <w:rPr>
+          <w:rFonts w:ascii="Sakkal Majalla" w:hAnsi="Sakkal Majalla" w:cs="Sakkal Majalla"/>
+          <w:sz w:val="28"/>
+          <w:szCs w:val="28"/>
+        </w:rPr>
+      </w:pPr>
+      <w:r>
+        <w:rPr>
+          <w:rFonts w:ascii="Sakkal Majalla" w:hAnsi="Sakkal Majalla" w:cs="Sakkal Majalla"/>
+          <w:sz w:val="28"/>
+          <w:szCs w:val="28"/>
+        </w:rPr>
+        <w:t>The first feature</w:t>
+      </w:r>
+      <w:r>
+        <w:rPr>
+          <w:rFonts w:ascii="Sakkal Majalla" w:hAnsi="Sakkal Majalla" w:cs="Sakkal Majalla"/>
+          <w:sz w:val="28"/>
+          <w:szCs w:val="28"/>
+        </w:rPr>
+        <w:t>,</w:t>
+      </w:r>
+      <w:r>
+        <w:rPr>
+          <w:rFonts w:ascii="Sakkal Majalla" w:hAnsi="Sakkal Majalla" w:cs="Sakkal Majalla"/>
+          <w:sz w:val="28"/>
+          <w:szCs w:val="28"/>
+        </w:rPr>
+        <w:t xml:space="preserve"> </w:t>
+      </w:r>
+      <w:r>
+        <w:rPr>
+          <w:rFonts w:ascii="Sakkal Majalla" w:hAnsi="Sakkal Majalla" w:cs="Sakkal Majalla"/>
+          <w:b/>
+          <w:bCs/>
+          <w:color w:val="C45911" w:themeColor="accent2" w:themeShade="BF"/>
+          <w:sz w:val="28"/>
+          <w:szCs w:val="28"/>
+        </w:rPr>
+        <w:t>called Linux Namespaces</w:t>
+      </w:r>
+      <w:r>
+        <w:rPr>
+          <w:rFonts w:ascii="Sakkal Majalla" w:hAnsi="Sakkal Majalla" w:cs="Sakkal Majalla"/>
+          <w:b/>
+          <w:bCs/>
+          <w:color w:val="C45911" w:themeColor="accent2" w:themeShade="BF"/>
+          <w:sz w:val="28"/>
+          <w:szCs w:val="28"/>
+        </w:rPr>
+        <w:t>,</w:t>
+      </w:r>
+      <w:r>
+        <w:rPr>
+          <w:rFonts w:ascii="Sakkal Majalla" w:hAnsi="Sakkal Majalla" w:cs="Sakkal Majalla"/>
+          <w:color w:val="C45911" w:themeColor="accent2" w:themeShade="BF"/>
+          <w:sz w:val="28"/>
+          <w:szCs w:val="28"/>
+        </w:rPr>
+        <w:t xml:space="preserve"> </w:t>
+      </w:r>
+      <w:r>
+        <w:rPr>
+          <w:rFonts w:ascii="Sakkal Majalla" w:hAnsi="Sakkal Majalla" w:cs="Sakkal Majalla"/>
+          <w:sz w:val="28"/>
+          <w:szCs w:val="28"/>
+        </w:rPr>
+        <w:t>ensures that each process has its own view of the system. This means that a process running in a container will only see some of the files, processes</w:t>
+      </w:r>
+      <w:r>
+        <w:rPr>
+          <w:rFonts w:ascii="Sakkal Majalla" w:hAnsi="Sakkal Majalla" w:cs="Sakkal Majalla"/>
+          <w:sz w:val="28"/>
+          <w:szCs w:val="28"/>
+        </w:rPr>
+        <w:t>,</w:t>
+      </w:r>
+      <w:r>
+        <w:rPr>
+          <w:rFonts w:ascii="Sakkal Majalla" w:hAnsi="Sakkal Majalla" w:cs="Sakkal Majalla"/>
+          <w:sz w:val="28"/>
+          <w:szCs w:val="28"/>
+        </w:rPr>
+        <w:t xml:space="preserve"> and network interfaces on the system, as well as a different system hostname, </w:t>
+      </w:r>
+      <w:r>
+        <w:rPr>
+          <w:rFonts w:ascii="Sakkal Majalla" w:hAnsi="Sakkal Majalla" w:cs="Sakkal Majalla"/>
+          <w:b/>
+          <w:bCs/>
+          <w:color w:val="538135" w:themeColor="accent6" w:themeShade="BF"/>
+          <w:sz w:val="28"/>
+          <w:szCs w:val="28"/>
+        </w:rPr>
+        <w:t>just as if it were running in a separate virtual machine</w:t>
+      </w:r>
+      <w:r>
+        <w:rPr>
+          <w:rFonts w:ascii="Sakkal Majalla" w:hAnsi="Sakkal Majalla" w:cs="Sakkal Majalla"/>
+          <w:sz w:val="28"/>
+          <w:szCs w:val="28"/>
+        </w:rPr>
+        <w:t xml:space="preserve">. </w:t>
+      </w:r>
+    </w:p>
+    <w:p>
+      <w:pPr>
+        <w:rPr>
+          <w:rFonts w:ascii="Sakkal Majalla" w:hAnsi="Sakkal Majalla" w:cs="Sakkal Majalla"/>
+          <w:sz w:val="28"/>
+          <w:szCs w:val="28"/>
+        </w:rPr>
+      </w:pPr>
+      <w:r>
+        <w:rPr>
+          <w:rFonts w:ascii="Sakkal Majalla" w:hAnsi="Sakkal Majalla" w:cs="Sakkal Majalla"/>
+          <w:sz w:val="28"/>
+          <w:szCs w:val="28"/>
+        </w:rPr>
+        <w:t xml:space="preserve">Initially, all the system resources available in a Linux OS, such as </w:t>
+      </w:r>
+      <w:r>
+        <w:rPr>
+          <w:rFonts w:ascii="Sakkal Majalla" w:hAnsi="Sakkal Majalla" w:cs="Sakkal Majalla"/>
+          <w:b/>
+          <w:bCs/>
+          <w:color w:val="FFC000"/>
+          <w:sz w:val="28"/>
+          <w:szCs w:val="28"/>
+        </w:rPr>
+        <w:t>filesystems</w:t>
+      </w:r>
+      <w:r>
+        <w:rPr>
+          <w:rFonts w:ascii="Sakkal Majalla" w:hAnsi="Sakkal Majalla" w:cs="Sakkal Majalla"/>
+          <w:sz w:val="28"/>
+          <w:szCs w:val="28"/>
+        </w:rPr>
+        <w:t xml:space="preserve">, </w:t>
+      </w:r>
+      <w:r>
+        <w:rPr>
+          <w:rFonts w:ascii="Sakkal Majalla" w:hAnsi="Sakkal Majalla" w:cs="Sakkal Majalla"/>
+          <w:b/>
+          <w:bCs/>
+          <w:color w:val="FFC000"/>
+          <w:sz w:val="28"/>
+          <w:szCs w:val="28"/>
+        </w:rPr>
+        <w:t>process IDs</w:t>
+      </w:r>
+      <w:r>
+        <w:rPr>
+          <w:rFonts w:ascii="Sakkal Majalla" w:hAnsi="Sakkal Majalla" w:cs="Sakkal Majalla"/>
+          <w:sz w:val="28"/>
+          <w:szCs w:val="28"/>
+        </w:rPr>
+        <w:t xml:space="preserve">, </w:t>
+      </w:r>
+      <w:r>
+        <w:rPr>
+          <w:rFonts w:ascii="Sakkal Majalla" w:hAnsi="Sakkal Majalla" w:cs="Sakkal Majalla"/>
+          <w:b/>
+          <w:bCs/>
+          <w:color w:val="FFC000"/>
+          <w:sz w:val="28"/>
+          <w:szCs w:val="28"/>
+        </w:rPr>
+        <w:t>user IDs</w:t>
+      </w:r>
+      <w:r>
+        <w:rPr>
+          <w:rFonts w:ascii="Sakkal Majalla" w:hAnsi="Sakkal Majalla" w:cs="Sakkal Majalla"/>
+          <w:sz w:val="28"/>
+          <w:szCs w:val="28"/>
+        </w:rPr>
+        <w:t xml:space="preserve">, </w:t>
+      </w:r>
+      <w:r>
+        <w:rPr>
+          <w:rFonts w:ascii="Sakkal Majalla" w:hAnsi="Sakkal Majalla" w:cs="Sakkal Majalla"/>
+          <w:b/>
+          <w:bCs/>
+          <w:color w:val="FFC000"/>
+          <w:sz w:val="28"/>
+          <w:szCs w:val="28"/>
+        </w:rPr>
+        <w:t>network interfaces</w:t>
+      </w:r>
+      <w:r>
+        <w:rPr>
+          <w:rFonts w:ascii="Sakkal Majalla" w:hAnsi="Sakkal Majalla" w:cs="Sakkal Majalla"/>
+          <w:sz w:val="28"/>
+          <w:szCs w:val="28"/>
+        </w:rPr>
+        <w:t xml:space="preserve">, and others, are all in the same bucket that all processes see and use. But the Kernel allows you to create additional buckets </w:t>
+      </w:r>
+      <w:r>
+        <w:rPr>
+          <w:rFonts w:ascii="Sakkal Majalla" w:hAnsi="Sakkal Majalla" w:cs="Sakkal Majalla"/>
+          <w:b/>
+          <w:bCs/>
+          <w:color w:val="FFC000"/>
+          <w:sz w:val="28"/>
+          <w:szCs w:val="28"/>
+        </w:rPr>
+        <w:t>known as namespaces</w:t>
+      </w:r>
+      <w:r>
+        <w:rPr>
+          <w:rFonts w:ascii="Sakkal Majalla" w:hAnsi="Sakkal Majalla" w:cs="Sakkal Majalla"/>
+          <w:color w:val="FFC000"/>
+          <w:sz w:val="28"/>
+          <w:szCs w:val="28"/>
+        </w:rPr>
+        <w:t xml:space="preserve"> </w:t>
+      </w:r>
+      <w:r>
+        <w:rPr>
+          <w:rFonts w:ascii="Sakkal Majalla" w:hAnsi="Sakkal Majalla" w:cs="Sakkal Majalla"/>
+          <w:sz w:val="28"/>
+          <w:szCs w:val="28"/>
+        </w:rPr>
+        <w:t xml:space="preserve">and move resources into them so that they are organized in smaller sets. </w:t>
+      </w:r>
+      <w:r>
+        <w:rPr>
+          <w:rFonts w:ascii="Sakkal Majalla" w:hAnsi="Sakkal Majalla" w:cs="Sakkal Majalla"/>
+          <w:b/>
+          <w:bCs/>
+          <w:color w:val="FFC000"/>
+          <w:sz w:val="28"/>
+          <w:szCs w:val="28"/>
+        </w:rPr>
+        <w:t>This allows you to make each set visible only to one process or a group of processes</w:t>
+      </w:r>
+      <w:r>
+        <w:rPr>
+          <w:rFonts w:ascii="Sakkal Majalla" w:hAnsi="Sakkal Majalla" w:cs="Sakkal Majalla"/>
+          <w:sz w:val="28"/>
+          <w:szCs w:val="28"/>
+        </w:rPr>
+        <w:t>. When you create a new process, you can specify which namespace it should use. The process only sees resources that are in this namespace and none in the other namespaces.</w:t>
+      </w:r>
+    </w:p>
+    <w:p>
+      <w:pPr>
+        <w:ind w:left="720" w:firstLine="720"/>
+        <w:rPr>
+          <w:rFonts w:ascii="Sakkal Majalla" w:hAnsi="Sakkal Majalla" w:cs="Sakkal Majalla"/>
+          <w:sz w:val="28"/>
+          <w:szCs w:val="28"/>
+        </w:rPr>
+      </w:pPr>
+      <w:r>
+        <w:rPr>
+          <w:rFonts w:ascii="Sakkal Majalla" w:hAnsi="Sakkal Majalla" w:cs="Sakkal Majalla"/>
+          <w:sz w:val="28"/>
+          <w:szCs w:val="28"/>
+        </w:rPr>
+        <w:t>==========================================================</w:t>
+      </w:r>
+    </w:p>
+    <w:p>
+      <w:pPr>
+        <w:rPr>
+          <w:rFonts w:ascii="Sakkal Majalla" w:hAnsi="Sakkal Majalla" w:cs="Sakkal Majalla"/>
+          <w:sz w:val="28"/>
+          <w:szCs w:val="28"/>
+        </w:rPr>
+      </w:pPr>
+      <w:r>
+        <w:rPr>
+          <w:noProof/>
+        </w:rPr>
+        <w:lastRenderedPageBreak/>
+        <w:drawing>
+          <wp:inline distT="0" distB="0" distL="0" distR="0" wp14:anchorId="44C02AF2" wp14:editId="00FB2BF8">
+            <wp:extent cx="6267450" cy="5353050"/>
+            <wp:effectExtent l="0" t="0" r="0" b="0"/>
+            <wp:docPr id="584816703" name="Picture 1"/>
+            <wp:cNvGraphicFramePr>
+              <a:graphicFrameLocks xmlns:a="http://schemas.openxmlformats.org/drawingml/2006/main" noChangeAspect="1"/>
+            </wp:cNvGraphicFramePr>
+            <a:graphic xmlns:a="http://schemas.openxmlformats.org/drawingml/2006/main">
+              <a:graphicData uri="http://schemas.openxmlformats.org/drawingml/2006/picture">
+                <pic:pic xmlns:pic="http://schemas.openxmlformats.org/drawingml/2006/picture">
+                  <pic:nvPicPr>
+                    <pic:cNvPr id="584816703" name=""/>
+                    <pic:cNvPicPr/>
+                  </pic:nvPicPr>
+                  <pic:blipFill>
+                    <a:blip r:embed="rId11"/>
+                    <a:stretch>
+                      <a:fillRect/>
+                    </a:stretch>
+                  </pic:blipFill>
+                  <pic:spPr>
+                    <a:xfrm>
+                      <a:off x="0" y="0"/>
+                      <a:ext cx="6267450" cy="5353050"/>
                     </a:xfrm>
                     <a:prstGeom prst="rect">
                       <a:avLst/>
@@ -1352,7 +1863,7 @@
   <w:style w:type="paragraph" w:default="1" w:styleId="Normal">
     <w:name w:val="Normal"/>
     <w:qFormat/>
-    <w:rsid w:val="00DE5BFD"/>
+    <w:rsid w:val="009F78D2"/>
   </w:style>
   <w:style w:type="paragraph" w:styleId="Heading1">
     <w:name w:val="heading 1"/>

--- a/Docker-And-Docker-Compose-And-Kubernetes-And-DevOps/Kubernetes-My-Notes-01/Kubernetes-Notes-02.docx
+++ b/Docker-And-Docker-Compose-And-Kubernetes-And-DevOps/Kubernetes-My-Notes-01/Kubernetes-Notes-02.docx
@@ -1448,10 +1448,721 @@
       <w:pPr>
         <w:rPr>
           <w:rFonts w:ascii="Sakkal Majalla" w:hAnsi="Sakkal Majalla" w:cs="Sakkal Majalla"/>
-          <w:sz w:val="28"/>
-          <w:szCs w:val="28"/>
-        </w:rPr>
-      </w:pPr>
+          <w:b/>
+          <w:bCs/>
+          <w:color w:val="538135" w:themeColor="accent6" w:themeShade="BF"/>
+          <w:sz w:val="28"/>
+          <w:szCs w:val="28"/>
+        </w:rPr>
+      </w:pPr>
+      <w:r>
+        <w:rPr>
+          <w:rFonts w:ascii="Sakkal Majalla" w:hAnsi="Sakkal Majalla" w:cs="Sakkal Majalla"/>
+          <w:b/>
+          <w:bCs/>
+          <w:color w:val="538135" w:themeColor="accent6" w:themeShade="BF"/>
+          <w:sz w:val="28"/>
+          <w:szCs w:val="28"/>
+        </w:rPr>
+        <w:t xml:space="preserve">Using network namespaces to give a process a dedicated set of network interfaces </w:t>
+      </w:r>
+    </w:p>
+    <w:p>
+      <w:pPr>
+        <w:rPr>
+          <w:rFonts w:ascii="Sakkal Majalla" w:hAnsi="Sakkal Majalla" w:cs="Sakkal Majalla"/>
+          <w:sz w:val="28"/>
+          <w:szCs w:val="28"/>
+        </w:rPr>
+      </w:pPr>
+      <w:r>
+        <w:rPr>
+          <w:rFonts w:ascii="Sakkal Majalla" w:hAnsi="Sakkal Majalla" w:cs="Sakkal Majalla"/>
+          <w:sz w:val="28"/>
+          <w:szCs w:val="28"/>
+        </w:rPr>
+        <w:t xml:space="preserve">The network namespace in which a process runs determines what network interfaces the process can see. </w:t>
+      </w:r>
+      <w:r>
+        <w:rPr>
+          <w:rFonts w:ascii="Sakkal Majalla" w:hAnsi="Sakkal Majalla" w:cs="Sakkal Majalla"/>
+          <w:b/>
+          <w:bCs/>
+          <w:color w:val="002060"/>
+          <w:sz w:val="28"/>
+          <w:szCs w:val="28"/>
+        </w:rPr>
+        <w:t>Each network interface belongs to exactly one namespace</w:t>
+      </w:r>
+      <w:r>
+        <w:rPr>
+          <w:rFonts w:ascii="Sakkal Majalla" w:hAnsi="Sakkal Majalla" w:cs="Sakkal Majalla"/>
+          <w:color w:val="002060"/>
+          <w:sz w:val="28"/>
+          <w:szCs w:val="28"/>
+        </w:rPr>
+        <w:t xml:space="preserve"> </w:t>
+      </w:r>
+      <w:r>
+        <w:rPr>
+          <w:rFonts w:ascii="Sakkal Majalla" w:hAnsi="Sakkal Majalla" w:cs="Sakkal Majalla"/>
+          <w:sz w:val="28"/>
+          <w:szCs w:val="28"/>
+        </w:rPr>
+        <w:t xml:space="preserve">but can be moved from one namespace to another. If each container uses its own network namespace, </w:t>
+      </w:r>
+      <w:r>
+        <w:rPr>
+          <w:rFonts w:ascii="Sakkal Majalla" w:hAnsi="Sakkal Majalla" w:cs="Sakkal Majalla"/>
+          <w:b/>
+          <w:bCs/>
+          <w:color w:val="002060"/>
+          <w:sz w:val="28"/>
+          <w:szCs w:val="28"/>
+        </w:rPr>
+        <w:t>each container sees its own set of network interfaces</w:t>
+      </w:r>
+      <w:r>
+        <w:rPr>
+          <w:rFonts w:ascii="Sakkal Majalla" w:hAnsi="Sakkal Majalla" w:cs="Sakkal Majalla"/>
+          <w:sz w:val="28"/>
+          <w:szCs w:val="28"/>
+        </w:rPr>
+        <w:t>.</w:t>
+      </w:r>
+    </w:p>
+    <w:p>
+      <w:pPr>
+        <w:ind w:left="720" w:firstLine="720"/>
+        <w:rPr>
+          <w:rFonts w:ascii="Sakkal Majalla" w:hAnsi="Sakkal Majalla" w:cs="Sakkal Majalla"/>
+          <w:sz w:val="28"/>
+          <w:szCs w:val="28"/>
+        </w:rPr>
+      </w:pPr>
+      <w:r>
+        <w:rPr>
+          <w:rFonts w:ascii="Sakkal Majalla" w:hAnsi="Sakkal Majalla" w:cs="Sakkal Majalla"/>
+          <w:sz w:val="28"/>
+          <w:szCs w:val="28"/>
+        </w:rPr>
+        <w:t>==========================================================</w:t>
+      </w:r>
+    </w:p>
+    <w:p>
+      <w:pPr>
+        <w:rPr>
+          <w:rFonts w:ascii="Sakkal Majalla" w:hAnsi="Sakkal Majalla" w:cs="Sakkal Majalla"/>
+          <w:sz w:val="28"/>
+          <w:szCs w:val="28"/>
+        </w:rPr>
+      </w:pPr>
+      <w:r>
+        <w:rPr>
+          <w:noProof/>
+        </w:rPr>
+        <w:lastRenderedPageBreak/>
+        <w:drawing>
+          <wp:inline distT="0" distB="0" distL="0" distR="0" wp14:anchorId="383FCF96" wp14:editId="423B0A89">
+            <wp:extent cx="5943600" cy="4353560"/>
+            <wp:effectExtent l="0" t="0" r="0" b="8890"/>
+            <wp:docPr id="1751318107" name="Picture 1"/>
+            <wp:cNvGraphicFramePr>
+              <a:graphicFrameLocks xmlns:a="http://schemas.openxmlformats.org/drawingml/2006/main" noChangeAspect="1"/>
+            </wp:cNvGraphicFramePr>
+            <a:graphic xmlns:a="http://schemas.openxmlformats.org/drawingml/2006/main">
+              <a:graphicData uri="http://schemas.openxmlformats.org/drawingml/2006/picture">
+                <pic:pic xmlns:pic="http://schemas.openxmlformats.org/drawingml/2006/picture">
+                  <pic:nvPicPr>
+                    <pic:cNvPr id="1751318107" name=""/>
+                    <pic:cNvPicPr/>
+                  </pic:nvPicPr>
+                  <pic:blipFill>
+                    <a:blip r:embed="rId12"/>
+                    <a:stretch>
+                      <a:fillRect/>
+                    </a:stretch>
+                  </pic:blipFill>
+                  <pic:spPr>
+                    <a:xfrm>
+                      <a:off x="0" y="0"/>
+                      <a:ext cx="5943600" cy="4353560"/>
+                    </a:xfrm>
+                    <a:prstGeom prst="rect">
+                      <a:avLst/>
+                    </a:prstGeom>
+                  </pic:spPr>
+                </pic:pic>
+              </a:graphicData>
+            </a:graphic>
+          </wp:inline>
+        </w:drawing>
+      </w:r>
+    </w:p>
+    <w:p>
+      <w:pPr>
+        <w:ind w:left="720" w:firstLine="720"/>
+        <w:rPr>
+          <w:rFonts w:ascii="Sakkal Majalla" w:hAnsi="Sakkal Majalla" w:cs="Sakkal Majalla"/>
+          <w:sz w:val="28"/>
+          <w:szCs w:val="28"/>
+        </w:rPr>
+      </w:pPr>
+      <w:r>
+        <w:rPr>
+          <w:rFonts w:ascii="Sakkal Majalla" w:hAnsi="Sakkal Majalla" w:cs="Sakkal Majalla"/>
+          <w:sz w:val="28"/>
+          <w:szCs w:val="28"/>
+        </w:rPr>
+        <w:t>==========================================================</w:t>
+      </w:r>
+    </w:p>
+    <w:p>
+      <w:pPr>
+        <w:rPr>
+          <w:rFonts w:ascii="Sakkal Majalla" w:hAnsi="Sakkal Majalla" w:cs="Sakkal Majalla"/>
+          <w:sz w:val="28"/>
+          <w:szCs w:val="28"/>
+        </w:rPr>
+      </w:pPr>
+      <w:r>
+        <w:rPr>
+          <w:rFonts w:ascii="Sakkal Majalla" w:hAnsi="Sakkal Majalla" w:cs="Sakkal Majalla"/>
+          <w:sz w:val="28"/>
+          <w:szCs w:val="28"/>
+        </w:rPr>
+        <w:t xml:space="preserve">Initially, only the default network namespace exists. You then create two new network interfaces for the container and a new network namespace. The interfaces can then be moved from the default namespace to the new namespace. </w:t>
+      </w:r>
+      <w:r>
+        <w:rPr>
+          <w:rFonts w:ascii="Sakkal Majalla" w:hAnsi="Sakkal Majalla" w:cs="Sakkal Majalla"/>
+          <w:b/>
+          <w:bCs/>
+          <w:color w:val="C45911" w:themeColor="accent2" w:themeShade="BF"/>
+          <w:sz w:val="28"/>
+          <w:szCs w:val="28"/>
+        </w:rPr>
+        <w:t>Once there, they can be renamed</w:t>
+      </w:r>
+      <w:r>
+        <w:rPr>
+          <w:rFonts w:ascii="Sakkal Majalla" w:hAnsi="Sakkal Majalla" w:cs="Sakkal Majalla"/>
+          <w:sz w:val="28"/>
+          <w:szCs w:val="28"/>
+        </w:rPr>
+        <w:t xml:space="preserve">, because names </w:t>
+      </w:r>
+      <w:r>
+        <w:rPr>
+          <w:rFonts w:ascii="Sakkal Majalla" w:hAnsi="Sakkal Majalla" w:cs="Sakkal Majalla"/>
+          <w:b/>
+          <w:bCs/>
+          <w:color w:val="C45911" w:themeColor="accent2" w:themeShade="BF"/>
+          <w:sz w:val="28"/>
+          <w:szCs w:val="28"/>
+        </w:rPr>
+        <w:t>must only be unique in each namespace</w:t>
+      </w:r>
+      <w:r>
+        <w:rPr>
+          <w:rFonts w:ascii="Sakkal Majalla" w:hAnsi="Sakkal Majalla" w:cs="Sakkal Majalla"/>
+          <w:sz w:val="28"/>
+          <w:szCs w:val="28"/>
+        </w:rPr>
+        <w:t xml:space="preserve">. Finally, the process can be started in this network namespace, which allows it to only see the two interfaces that were created for it. </w:t>
+      </w:r>
+    </w:p>
+    <w:p>
+      <w:pPr>
+        <w:rPr>
+          <w:rFonts w:ascii="Sakkal Majalla" w:hAnsi="Sakkal Majalla" w:cs="Sakkal Majalla"/>
+          <w:sz w:val="28"/>
+          <w:szCs w:val="28"/>
+        </w:rPr>
+      </w:pPr>
+      <w:r>
+        <w:rPr>
+          <w:rFonts w:ascii="Sakkal Majalla" w:hAnsi="Sakkal Majalla" w:cs="Sakkal Majalla"/>
+          <w:sz w:val="28"/>
+          <w:szCs w:val="28"/>
+        </w:rPr>
+        <w:t xml:space="preserve">By looking solely at the available network interfaces, the process can’t tell whether it’s in a </w:t>
+      </w:r>
+      <w:r>
+        <w:rPr>
+          <w:rFonts w:ascii="Sakkal Majalla" w:hAnsi="Sakkal Majalla" w:cs="Sakkal Majalla"/>
+          <w:b/>
+          <w:bCs/>
+          <w:color w:val="C45911" w:themeColor="accent2" w:themeShade="BF"/>
+          <w:sz w:val="28"/>
+          <w:szCs w:val="28"/>
+        </w:rPr>
+        <w:t>container</w:t>
+      </w:r>
+      <w:r>
+        <w:rPr>
+          <w:rFonts w:ascii="Sakkal Majalla" w:hAnsi="Sakkal Majalla" w:cs="Sakkal Majalla"/>
+          <w:sz w:val="28"/>
+          <w:szCs w:val="28"/>
+        </w:rPr>
+        <w:t>,</w:t>
+      </w:r>
+      <w:r>
+        <w:rPr>
+          <w:rFonts w:ascii="Sakkal Majalla" w:hAnsi="Sakkal Majalla" w:cs="Sakkal Majalla"/>
+          <w:sz w:val="28"/>
+          <w:szCs w:val="28"/>
+        </w:rPr>
+        <w:t xml:space="preserve"> a </w:t>
+      </w:r>
+      <w:r>
+        <w:rPr>
+          <w:rFonts w:ascii="Sakkal Majalla" w:hAnsi="Sakkal Majalla" w:cs="Sakkal Majalla"/>
+          <w:b/>
+          <w:bCs/>
+          <w:color w:val="C45911" w:themeColor="accent2" w:themeShade="BF"/>
+          <w:sz w:val="28"/>
+          <w:szCs w:val="28"/>
+        </w:rPr>
+        <w:t>VM</w:t>
+      </w:r>
+      <w:r>
+        <w:rPr>
+          <w:rFonts w:ascii="Sakkal Majalla" w:hAnsi="Sakkal Majalla" w:cs="Sakkal Majalla"/>
+          <w:sz w:val="28"/>
+          <w:szCs w:val="28"/>
+        </w:rPr>
+        <w:t>,</w:t>
+      </w:r>
+      <w:r>
+        <w:rPr>
+          <w:rFonts w:ascii="Sakkal Majalla" w:hAnsi="Sakkal Majalla" w:cs="Sakkal Majalla"/>
+          <w:sz w:val="28"/>
+          <w:szCs w:val="28"/>
+        </w:rPr>
+        <w:t xml:space="preserve"> or an </w:t>
+      </w:r>
+      <w:r>
+        <w:rPr>
+          <w:rFonts w:ascii="Sakkal Majalla" w:hAnsi="Sakkal Majalla" w:cs="Sakkal Majalla"/>
+          <w:b/>
+          <w:bCs/>
+          <w:color w:val="C45911" w:themeColor="accent2" w:themeShade="BF"/>
+          <w:sz w:val="28"/>
+          <w:szCs w:val="28"/>
+        </w:rPr>
+        <w:t>OS</w:t>
+      </w:r>
+      <w:r>
+        <w:rPr>
+          <w:rFonts w:ascii="Sakkal Majalla" w:hAnsi="Sakkal Majalla" w:cs="Sakkal Majalla"/>
+          <w:color w:val="C45911" w:themeColor="accent2" w:themeShade="BF"/>
+          <w:sz w:val="28"/>
+          <w:szCs w:val="28"/>
+        </w:rPr>
+        <w:t xml:space="preserve"> </w:t>
+      </w:r>
+      <w:r>
+        <w:rPr>
+          <w:rFonts w:ascii="Sakkal Majalla" w:hAnsi="Sakkal Majalla" w:cs="Sakkal Majalla"/>
+          <w:sz w:val="28"/>
+          <w:szCs w:val="28"/>
+        </w:rPr>
+        <w:t xml:space="preserve">running directly </w:t>
+      </w:r>
+      <w:r>
+        <w:rPr>
+          <w:rFonts w:ascii="Sakkal Majalla" w:hAnsi="Sakkal Majalla" w:cs="Sakkal Majalla"/>
+          <w:b/>
+          <w:bCs/>
+          <w:color w:val="C45911" w:themeColor="accent2" w:themeShade="BF"/>
+          <w:sz w:val="28"/>
+          <w:szCs w:val="28"/>
+        </w:rPr>
+        <w:t>on a bare-metal machine</w:t>
+      </w:r>
+      <w:r>
+        <w:rPr>
+          <w:rFonts w:ascii="Sakkal Majalla" w:hAnsi="Sakkal Majalla" w:cs="Sakkal Majalla"/>
+          <w:sz w:val="28"/>
+          <w:szCs w:val="28"/>
+        </w:rPr>
+        <w:t>.</w:t>
+      </w:r>
+    </w:p>
+    <w:p>
+      <w:pPr>
+        <w:ind w:left="720" w:firstLine="720"/>
+        <w:rPr>
+          <w:rFonts w:ascii="Sakkal Majalla" w:hAnsi="Sakkal Majalla" w:cs="Sakkal Majalla"/>
+          <w:sz w:val="28"/>
+          <w:szCs w:val="28"/>
+        </w:rPr>
+      </w:pPr>
+      <w:r>
+        <w:rPr>
+          <w:rFonts w:ascii="Sakkal Majalla" w:hAnsi="Sakkal Majalla" w:cs="Sakkal Majalla"/>
+          <w:sz w:val="28"/>
+          <w:szCs w:val="28"/>
+        </w:rPr>
+        <w:t>==========================================================</w:t>
+      </w:r>
+    </w:p>
+    <w:p>
+      <w:pPr>
+        <w:rPr>
+          <w:rFonts w:ascii="Sakkal Majalla" w:hAnsi="Sakkal Majalla" w:cs="Sakkal Majalla"/>
+          <w:sz w:val="28"/>
+          <w:szCs w:val="28"/>
+        </w:rPr>
+      </w:pPr>
+    </w:p>
+    <w:p>
+      <w:pPr>
+        <w:rPr>
+          <w:rFonts w:ascii="Sakkal Majalla" w:hAnsi="Sakkal Majalla" w:cs="Sakkal Majalla"/>
+          <w:sz w:val="28"/>
+          <w:szCs w:val="28"/>
+        </w:rPr>
+      </w:pPr>
+    </w:p>
+    <w:p>
+      <w:pPr>
+        <w:rPr>
+          <w:rFonts w:ascii="Sakkal Majalla" w:hAnsi="Sakkal Majalla" w:cs="Sakkal Majalla"/>
+          <w:b/>
+          <w:bCs/>
+          <w:color w:val="7B7B7B" w:themeColor="accent3" w:themeShade="BF"/>
+          <w:sz w:val="28"/>
+          <w:szCs w:val="28"/>
+        </w:rPr>
+      </w:pPr>
+      <w:r>
+        <w:rPr>
+          <w:rFonts w:ascii="Sakkal Majalla" w:hAnsi="Sakkal Majalla" w:cs="Sakkal Majalla"/>
+          <w:b/>
+          <w:bCs/>
+          <w:color w:val="7B7B7B" w:themeColor="accent3" w:themeShade="BF"/>
+          <w:sz w:val="28"/>
+          <w:szCs w:val="28"/>
+        </w:rPr>
+        <w:lastRenderedPageBreak/>
+        <w:t xml:space="preserve">Using the UTS namespace to give a process a dedicated hostname </w:t>
+      </w:r>
+    </w:p>
+    <w:p>
+      <w:pPr>
+        <w:rPr>
+          <w:rFonts w:ascii="Sakkal Majalla" w:hAnsi="Sakkal Majalla" w:cs="Sakkal Majalla"/>
+          <w:sz w:val="28"/>
+          <w:szCs w:val="28"/>
+        </w:rPr>
+      </w:pPr>
+      <w:r>
+        <w:rPr>
+          <w:rFonts w:ascii="Sakkal Majalla" w:hAnsi="Sakkal Majalla" w:cs="Sakkal Majalla"/>
+          <w:sz w:val="28"/>
+          <w:szCs w:val="28"/>
+        </w:rPr>
+        <w:t xml:space="preserve">Another example of how to make it look like the process is running on its own host is to use the UTS namespace. </w:t>
+      </w:r>
+      <w:r>
+        <w:rPr>
+          <w:rFonts w:ascii="Sakkal Majalla" w:hAnsi="Sakkal Majalla" w:cs="Sakkal Majalla"/>
+          <w:b/>
+          <w:bCs/>
+          <w:color w:val="C00000"/>
+          <w:sz w:val="28"/>
+          <w:szCs w:val="28"/>
+        </w:rPr>
+        <w:t>It determines what hostname and domain name the process running inside this namespace sees</w:t>
+      </w:r>
+      <w:r>
+        <w:rPr>
+          <w:rFonts w:ascii="Sakkal Majalla" w:hAnsi="Sakkal Majalla" w:cs="Sakkal Majalla"/>
+          <w:sz w:val="28"/>
+          <w:szCs w:val="28"/>
+        </w:rPr>
+        <w:t xml:space="preserve">. By assigning two different UTS namespaces to two different processes, you can make them see different system hostnames. To the two processes, </w:t>
+      </w:r>
+      <w:r>
+        <w:rPr>
+          <w:rFonts w:ascii="Sakkal Majalla" w:hAnsi="Sakkal Majalla" w:cs="Sakkal Majalla"/>
+          <w:b/>
+          <w:bCs/>
+          <w:color w:val="C00000"/>
+          <w:sz w:val="28"/>
+          <w:szCs w:val="28"/>
+        </w:rPr>
+        <w:t>it looks as if they run on two different computers</w:t>
+      </w:r>
+      <w:r>
+        <w:rPr>
+          <w:rFonts w:ascii="Sakkal Majalla" w:hAnsi="Sakkal Majalla" w:cs="Sakkal Majalla"/>
+          <w:sz w:val="28"/>
+          <w:szCs w:val="28"/>
+        </w:rPr>
+        <w:t>.</w:t>
+      </w:r>
+    </w:p>
+    <w:p>
+      <w:pPr>
+        <w:ind w:left="720" w:firstLine="720"/>
+        <w:rPr>
+          <w:rFonts w:ascii="Sakkal Majalla" w:hAnsi="Sakkal Majalla" w:cs="Sakkal Majalla"/>
+          <w:sz w:val="28"/>
+          <w:szCs w:val="28"/>
+        </w:rPr>
+      </w:pPr>
+      <w:r>
+        <w:rPr>
+          <w:rFonts w:ascii="Sakkal Majalla" w:hAnsi="Sakkal Majalla" w:cs="Sakkal Majalla"/>
+          <w:sz w:val="28"/>
+          <w:szCs w:val="28"/>
+        </w:rPr>
+        <w:t>==========================================================</w:t>
+      </w:r>
+    </w:p>
+    <w:p>
+      <w:pPr>
+        <w:rPr>
+          <w:rFonts w:ascii="Sakkal Majalla" w:hAnsi="Sakkal Majalla" w:cs="Sakkal Majalla"/>
+          <w:b/>
+          <w:bCs/>
+          <w:color w:val="EE0000"/>
+          <w:sz w:val="28"/>
+          <w:szCs w:val="28"/>
+        </w:rPr>
+      </w:pPr>
+      <w:r>
+        <w:rPr>
+          <w:rFonts w:ascii="Sakkal Majalla" w:hAnsi="Sakkal Majalla" w:cs="Sakkal Majalla"/>
+          <w:b/>
+          <w:bCs/>
+          <w:color w:val="EE0000"/>
+          <w:sz w:val="28"/>
+          <w:szCs w:val="28"/>
+        </w:rPr>
+        <w:t xml:space="preserve">Understanding how namespaces isolate processes from each other </w:t>
+      </w:r>
+    </w:p>
+    <w:p>
+      <w:pPr>
+        <w:rPr>
+          <w:rFonts w:ascii="Sakkal Majalla" w:hAnsi="Sakkal Majalla" w:cs="Sakkal Majalla"/>
+          <w:sz w:val="28"/>
+          <w:szCs w:val="28"/>
+        </w:rPr>
+      </w:pPr>
+      <w:r>
+        <w:rPr>
+          <w:rFonts w:ascii="Sakkal Majalla" w:hAnsi="Sakkal Majalla" w:cs="Sakkal Majalla"/>
+          <w:sz w:val="28"/>
+          <w:szCs w:val="28"/>
+        </w:rPr>
+        <w:t xml:space="preserve">By creating a dedicated namespace instance for all available namespace types and assigning it to a process, you can make the process believe that it’s running in its own OS. </w:t>
+      </w:r>
+      <w:r>
+        <w:rPr>
+          <w:rFonts w:ascii="Sakkal Majalla" w:hAnsi="Sakkal Majalla" w:cs="Sakkal Majalla"/>
+          <w:b/>
+          <w:bCs/>
+          <w:color w:val="0070C0"/>
+          <w:sz w:val="28"/>
+          <w:szCs w:val="28"/>
+        </w:rPr>
+        <w:t>The main reason for this is that each process has its own environment</w:t>
+      </w:r>
+      <w:r>
+        <w:rPr>
+          <w:rFonts w:ascii="Sakkal Majalla" w:hAnsi="Sakkal Majalla" w:cs="Sakkal Majalla"/>
+          <w:sz w:val="28"/>
+          <w:szCs w:val="28"/>
+        </w:rPr>
+        <w:t xml:space="preserve">. A process can only see and use the resources in its own namespaces. It can’t use any in other namespaces. Likewise, </w:t>
+      </w:r>
+      <w:r>
+        <w:rPr>
+          <w:rFonts w:ascii="Sakkal Majalla" w:hAnsi="Sakkal Majalla" w:cs="Sakkal Majalla"/>
+          <w:b/>
+          <w:bCs/>
+          <w:color w:val="538135" w:themeColor="accent6" w:themeShade="BF"/>
+          <w:sz w:val="28"/>
+          <w:szCs w:val="28"/>
+        </w:rPr>
+        <w:t>other processes can’t use its resources either</w:t>
+      </w:r>
+      <w:r>
+        <w:rPr>
+          <w:rFonts w:ascii="Sakkal Majalla" w:hAnsi="Sakkal Majalla" w:cs="Sakkal Majalla"/>
+          <w:sz w:val="28"/>
+          <w:szCs w:val="28"/>
+        </w:rPr>
+        <w:t>. This is how containers isolate the environments of the processes that run within them.</w:t>
+      </w:r>
+    </w:p>
+    <w:p>
+      <w:pPr>
+        <w:ind w:left="720" w:firstLine="720"/>
+        <w:rPr>
+          <w:rFonts w:ascii="Sakkal Majalla" w:hAnsi="Sakkal Majalla" w:cs="Sakkal Majalla"/>
+          <w:sz w:val="28"/>
+          <w:szCs w:val="28"/>
+        </w:rPr>
+      </w:pPr>
+      <w:r>
+        <w:rPr>
+          <w:rFonts w:ascii="Sakkal Majalla" w:hAnsi="Sakkal Majalla" w:cs="Sakkal Majalla"/>
+          <w:sz w:val="28"/>
+          <w:szCs w:val="28"/>
+        </w:rPr>
+        <w:t>==========================================================</w:t>
+      </w:r>
+    </w:p>
+    <w:p>
+      <w:pPr>
+        <w:rPr>
+          <w:rFonts w:ascii="Sakkal Majalla" w:hAnsi="Sakkal Majalla" w:cs="Sakkal Majalla"/>
+          <w:b/>
+          <w:bCs/>
+          <w:color w:val="323E4F" w:themeColor="text2" w:themeShade="BF"/>
+          <w:sz w:val="28"/>
+          <w:szCs w:val="28"/>
+          <w:rtl/>
+          <w:lang w:bidi="ar-SY"/>
+        </w:rPr>
+      </w:pPr>
+      <w:r>
+        <w:rPr>
+          <w:rFonts w:ascii="Sakkal Majalla" w:hAnsi="Sakkal Majalla" w:cs="Sakkal Majalla"/>
+          <w:b/>
+          <w:bCs/>
+          <w:color w:val="323E4F" w:themeColor="text2" w:themeShade="BF"/>
+          <w:sz w:val="28"/>
+          <w:szCs w:val="28"/>
+          <w:lang w:bidi="ar-SY"/>
+        </w:rPr>
+        <w:t xml:space="preserve">Sharing namespaces between multiple processes </w:t>
+      </w:r>
+    </w:p>
+    <w:p>
+      <w:pPr>
+        <w:rPr>
+          <w:rFonts w:ascii="Sakkal Majalla" w:hAnsi="Sakkal Majalla" w:cs="Sakkal Majalla"/>
+          <w:sz w:val="28"/>
+          <w:szCs w:val="28"/>
+          <w:lang w:bidi="ar-SY"/>
+        </w:rPr>
+      </w:pPr>
+      <w:r>
+        <w:rPr>
+          <w:rFonts w:ascii="Sakkal Majalla" w:hAnsi="Sakkal Majalla" w:cs="Sakkal Majalla"/>
+          <w:sz w:val="28"/>
+          <w:szCs w:val="28"/>
+          <w:lang w:bidi="ar-SY"/>
+        </w:rPr>
+        <w:t>We</w:t>
+      </w:r>
+      <w:r>
+        <w:rPr>
+          <w:rFonts w:ascii="Sakkal Majalla" w:hAnsi="Sakkal Majalla" w:cs="Sakkal Majalla"/>
+          <w:sz w:val="28"/>
+          <w:szCs w:val="28"/>
+          <w:lang w:bidi="ar-SY"/>
+        </w:rPr>
+        <w:t xml:space="preserve"> don’t always want to isolate the containers completely from each other. </w:t>
+      </w:r>
+      <w:r>
+        <w:rPr>
+          <w:rFonts w:ascii="Sakkal Majalla" w:hAnsi="Sakkal Majalla" w:cs="Sakkal Majalla"/>
+          <w:b/>
+          <w:bCs/>
+          <w:color w:val="538135" w:themeColor="accent6" w:themeShade="BF"/>
+          <w:sz w:val="28"/>
+          <w:szCs w:val="28"/>
+          <w:lang w:bidi="ar-SY"/>
+        </w:rPr>
+        <w:t>Related containers may want to share certain resources</w:t>
+      </w:r>
+      <w:r>
+        <w:rPr>
+          <w:rFonts w:ascii="Sakkal Majalla" w:hAnsi="Sakkal Majalla" w:cs="Sakkal Majalla"/>
+          <w:sz w:val="28"/>
+          <w:szCs w:val="28"/>
+          <w:lang w:bidi="ar-SY"/>
+        </w:rPr>
+        <w:t>.</w:t>
+      </w:r>
+    </w:p>
+    <w:p>
+      <w:pPr>
+        <w:ind w:left="720" w:firstLine="720"/>
+        <w:rPr>
+          <w:rFonts w:ascii="Sakkal Majalla" w:hAnsi="Sakkal Majalla" w:cs="Sakkal Majalla"/>
+          <w:sz w:val="28"/>
+          <w:szCs w:val="28"/>
+        </w:rPr>
+      </w:pPr>
+      <w:r>
+        <w:rPr>
+          <w:rFonts w:ascii="Sakkal Majalla" w:hAnsi="Sakkal Majalla" w:cs="Sakkal Majalla"/>
+          <w:sz w:val="28"/>
+          <w:szCs w:val="28"/>
+        </w:rPr>
+        <w:t>==========================================================</w:t>
+      </w:r>
+    </w:p>
+    <w:p>
+      <w:pPr>
+        <w:rPr>
+          <w:rFonts w:ascii="Sakkal Majalla" w:hAnsi="Sakkal Majalla" w:cs="Sakkal Majalla" w:hint="cs"/>
+          <w:sz w:val="28"/>
+          <w:szCs w:val="28"/>
+          <w:rtl/>
+          <w:lang w:bidi="ar-SY"/>
+        </w:rPr>
+      </w:pPr>
+      <w:r>
+        <w:rPr>
+          <w:noProof/>
+        </w:rPr>
+        <w:lastRenderedPageBreak/>
+        <w:drawing>
+          <wp:inline distT="0" distB="0" distL="0" distR="0" wp14:anchorId="058A0322" wp14:editId="3E9E1A19">
+            <wp:extent cx="5943600" cy="2996565"/>
+            <wp:effectExtent l="0" t="0" r="0" b="0"/>
+            <wp:docPr id="638455576" name="Picture 1"/>
+            <wp:cNvGraphicFramePr>
+              <a:graphicFrameLocks xmlns:a="http://schemas.openxmlformats.org/drawingml/2006/main" noChangeAspect="1"/>
+            </wp:cNvGraphicFramePr>
+            <a:graphic xmlns:a="http://schemas.openxmlformats.org/drawingml/2006/main">
+              <a:graphicData uri="http://schemas.openxmlformats.org/drawingml/2006/picture">
+                <pic:pic xmlns:pic="http://schemas.openxmlformats.org/drawingml/2006/picture">
+                  <pic:nvPicPr>
+                    <pic:cNvPr id="638455576" name=""/>
+                    <pic:cNvPicPr/>
+                  </pic:nvPicPr>
+                  <pic:blipFill>
+                    <a:blip r:embed="rId13"/>
+                    <a:stretch>
+                      <a:fillRect/>
+                    </a:stretch>
+                  </pic:blipFill>
+                  <pic:spPr>
+                    <a:xfrm>
+                      <a:off x="0" y="0"/>
+                      <a:ext cx="5943600" cy="2996565"/>
+                    </a:xfrm>
+                    <a:prstGeom prst="rect">
+                      <a:avLst/>
+                    </a:prstGeom>
+                  </pic:spPr>
+                </pic:pic>
+              </a:graphicData>
+            </a:graphic>
+          </wp:inline>
+        </w:drawing>
+      </w:r>
     </w:p>
     <w:sectPr>
       <w:pgSz w:w="12240" w:h="15840"/>
